--- a/policies/build/masters_hco/HCO.COP.15_v2_master.docx
+++ b/policies/build/masters_hco/HCO.COP.15_v2_master.docx
@@ -761,7 +761,7 @@
           <w:sz w:val="22"/>
           <w:szCs w:val="22"/>
         </w:rPr>
-        <w:t xml:space="preserve">Boundaries: do not copy SHCO COP wording. Do not overwrite AAC policies. Spell out abbreviations on first use in training materials.</w:t>
+        <w:t xml:space="preserve">Boundaries: do not overwrite HCO AAC policies. Spell out abbreviations on first use in training materials.</w:t>
       </w:r>
     </w:p>
     <w:p>
@@ -815,7 +815,7 @@
           <w:sz w:val="22"/>
           <w:szCs w:val="22"/>
         </w:rPr>
-        <w:t xml:space="preserve">1. Do not skip: The organ transplant programme shall be in consonance with the legal requirements and shall be conducted et...</w:t>
+        <w:t xml:space="preserve">1. Do not skip: The organ transplant programme shall be in consonance with the legal requirements and shall be conducted...</w:t>
       </w:r>
     </w:p>
     <w:p>
@@ -839,7 +839,7 @@
           <w:sz w:val="22"/>
           <w:szCs w:val="22"/>
         </w:rPr>
-        <w:t xml:space="preserve">3. Do not skip: The organisation ensures education and counselling of recipient and donor through trained / qualified couns...</w:t>
+        <w:t xml:space="preserve">3. Do not skip: The organisation ensures education and counselling of recipient and donor through trained / qualified...</w:t>
       </w:r>
     </w:p>
     <w:p>
@@ -881,7 +881,7 @@
         <w:spacing w:after="100" w:before="220"/>
       </w:pPr>
       <w:r>
-        <w:t xml:space="preserve">5.1 The organ transplant programme shall be in consonance with the legal ..</w:t>
+        <w:t xml:space="preserve">5.1 The organ transplant programme shall be in consonance with the legal..</w:t>
       </w:r>
     </w:p>
     <w:p>
@@ -959,7 +959,7 @@
         <w:spacing w:after="100" w:before="220"/>
       </w:pPr>
       <w:r>
-        <w:t xml:space="preserve">5.3 The organisation ensures education and counselling of recipient and d..</w:t>
+        <w:t xml:space="preserve">5.3 The organisation ensures education and counselling of recipient and..</w:t>
       </w:r>
     </w:p>
     <w:p>
@@ -992,7 +992,7 @@
         <w:spacing w:after="100" w:before="220"/>
       </w:pPr>
       <w:r>
-        <w:t xml:space="preserve">5.4 The organisation shall take measures to create awareness regarding or..</w:t>
+        <w:t xml:space="preserve">5.4 The organisation shall take measures to create awareness regarding..</w:t>
       </w:r>
     </w:p>
     <w:p>
@@ -1038,6 +1038,20 @@
       </w:pPr>
       <w:r>
         <w:t xml:space="preserve">6. Governance and responsibility</w:t>
+      </w:r>
+    </w:p>
+    <w:p>
+      <w:pPr>
+        <w:spacing w:after="20" w:before="100"/>
+      </w:pPr>
+      <w:r>
+        <w:rPr>
+          <w:b/>
+          <w:bCs/>
+          <w:sz w:val="22"/>
+          <w:szCs w:val="22"/>
+        </w:rPr>
+        <w:t xml:space="preserve">Medical Superintendent</w:t>
       </w:r>
     </w:p>
     <w:p>
@@ -1054,7 +1068,21 @@
           <w:sz w:val="22"/>
           <w:szCs w:val="22"/>
         </w:rPr>
-        <w:t xml:space="preserve">Medical Superintendent</w:t>
+        <w:t xml:space="preserve">Accountable that COP.15 is resourced and followed.</w:t>
+      </w:r>
+    </w:p>
+    <w:p>
+      <w:pPr>
+        <w:spacing w:after="20" w:before="100"/>
+      </w:pPr>
+      <w:r>
+        <w:rPr>
+          <w:b/>
+          <w:bCs/>
+          <w:sz w:val="22"/>
+          <w:szCs w:val="22"/>
+        </w:rPr>
+        <w:t xml:space="preserve">Transplant Programme In-Charge</w:t>
       </w:r>
     </w:p>
     <w:p>
@@ -1071,7 +1099,21 @@
           <w:sz w:val="22"/>
           <w:szCs w:val="22"/>
         </w:rPr>
-        <w:t xml:space="preserve">Accountable that COP.15 is resourced and followed.</w:t>
+        <w:t xml:space="preserve">Owns day-to-day implementation and records for this standard.</w:t>
+      </w:r>
+    </w:p>
+    <w:p>
+      <w:pPr>
+        <w:spacing w:after="20" w:before="100"/>
+      </w:pPr>
+      <w:r>
+        <w:rPr>
+          <w:b/>
+          <w:bCs/>
+          <w:sz w:val="22"/>
+          <w:szCs w:val="22"/>
+        </w:rPr>
+        <w:t xml:space="preserve">Treating doctors / nurses / technicians (as applicable)</w:t>
       </w:r>
     </w:p>
     <w:p>
@@ -1088,7 +1130,21 @@
           <w:sz w:val="22"/>
           <w:szCs w:val="22"/>
         </w:rPr>
-        <w:t xml:space="preserve">Transplant Programme In-Charge</w:t>
+        <w:t xml:space="preserve">Deliver care as written; escalate stop-work triggers without delay.</w:t>
+      </w:r>
+    </w:p>
+    <w:p>
+      <w:pPr>
+        <w:spacing w:after="20" w:before="100"/>
+      </w:pPr>
+      <w:r>
+        <w:rPr>
+          <w:b/>
+          <w:bCs/>
+          <w:sz w:val="22"/>
+          <w:szCs w:val="22"/>
+        </w:rPr>
+        <w:t xml:space="preserve">Quality Coordinator</w:t>
       </w:r>
     </w:p>
     <w:p>
@@ -1105,7 +1161,28 @@
           <w:sz w:val="22"/>
           <w:szCs w:val="22"/>
         </w:rPr>
-        <w:t xml:space="preserve">Owns day-to-day implementation and records for this standard.</w:t>
+        <w:t xml:space="preserve">Audits this policy «quarterly»; holds training acknowledgements.</w:t>
+      </w:r>
+    </w:p>
+    <w:p>
+      <w:pPr>
+        <w:pStyle w:val="Heading1"/>
+        <w:spacing w:after="120" w:before="280"/>
+      </w:pPr>
+      <w:r>
+        <w:t xml:space="preserve">7. Quality monitoring (RCA → CAPA)</w:t>
+      </w:r>
+    </w:p>
+    <w:p>
+      <w:pPr>
+        <w:spacing w:after="140"/>
+      </w:pPr>
+      <w:r>
+        <w:rPr>
+          <w:sz w:val="22"/>
+          <w:szCs w:val="22"/>
+        </w:rPr>
+        <w:t xml:space="preserve">The Quality Coordinator audits this policy «quarterly». The audit reviews:</w:t>
       </w:r>
     </w:p>
     <w:p>
@@ -1122,7 +1199,7 @@
           <w:sz w:val="22"/>
           <w:szCs w:val="22"/>
         </w:rPr>
-        <w:t xml:space="preserve">Treating doctors / nurses / technicians (as applicable)</w:t>
+        <w:t xml:space="preserve">Records for a sample of this standard's objective elements, checked against the What-we-do steps.</w:t>
       </w:r>
     </w:p>
     <w:p>
@@ -1139,7 +1216,7 @@
           <w:sz w:val="22"/>
           <w:szCs w:val="22"/>
         </w:rPr>
-        <w:t xml:space="preserve">Deliver care as written; escalate stop-work triggers without delay.</w:t>
+        <w:t xml:space="preserve">Documentary evidence is on file for each asterisked objective element in the sample.</w:t>
       </w:r>
     </w:p>
     <w:p>
@@ -1156,7 +1233,7 @@
           <w:sz w:val="22"/>
           <w:szCs w:val="22"/>
         </w:rPr>
-        <w:t xml:space="preserve">Quality Coordinator</w:t>
+        <w:t xml:space="preserve">CORE objective elements show no critical gaps in the sample.</w:t>
       </w:r>
     </w:p>
     <w:p>
@@ -1173,108 +1250,19 @@
           <w:sz w:val="22"/>
           <w:szCs w:val="22"/>
         </w:rPr>
-        <w:t xml:space="preserve">Audits this policy «quarterly»; holds training acknowledgements.</w:t>
-      </w:r>
-    </w:p>
-    <w:p>
-      <w:pPr>
-        <w:pStyle w:val="Heading1"/>
-        <w:spacing w:after="120" w:before="280"/>
-      </w:pPr>
-      <w:r>
-        <w:t xml:space="preserve">7. Quality monitoring (RCA → CAPA)</w:t>
-      </w:r>
-    </w:p>
-    <w:p>
-      <w:pPr>
-        <w:spacing w:after="140"/>
-      </w:pPr>
-      <w:r>
-        <w:rPr>
-          <w:sz w:val="22"/>
-          <w:szCs w:val="22"/>
-        </w:rPr>
-        <w:t xml:space="preserve">The Quality Coordinator audits this policy «quarterly».</w:t>
-      </w:r>
-    </w:p>
-    <w:p>
-      <w:pPr>
-        <w:spacing w:after="140"/>
-      </w:pPr>
-      <w:r>
-        <w:rPr>
-          <w:sz w:val="22"/>
-          <w:szCs w:val="22"/>
-        </w:rPr>
-        <w:t xml:space="preserve">What is monitored each quarter:</w:t>
-      </w:r>
-    </w:p>
-    <w:p>
-      <w:pPr>
-        <w:pStyle w:val="ListParagraph"/>
-        <w:numPr>
-          <w:ilvl w:val="0"/>
-          <w:numId w:val="1"/>
-        </w:numPr>
-        <w:spacing w:after="60"/>
-      </w:pPr>
-      <w:r>
-        <w:rPr>
-          <w:sz w:val="22"/>
-          <w:szCs w:val="22"/>
-        </w:rPr>
-        <w:t xml:space="preserve">Sample of records for each OE COP.15.a–d.</w:t>
-      </w:r>
-    </w:p>
-    <w:p>
-      <w:pPr>
-        <w:pStyle w:val="ListParagraph"/>
-        <w:numPr>
-          <w:ilvl w:val="0"/>
-          <w:numId w:val="1"/>
-        </w:numPr>
-        <w:spacing w:after="60"/>
-      </w:pPr>
-      <w:r>
-        <w:rPr>
-          <w:sz w:val="22"/>
-          <w:szCs w:val="22"/>
-        </w:rPr>
-        <w:t xml:space="preserve">Asterisked elements (b) have document evidence as required.</w:t>
-      </w:r>
-    </w:p>
-    <w:p>
-      <w:pPr>
-        <w:pStyle w:val="ListParagraph"/>
-        <w:numPr>
-          <w:ilvl w:val="0"/>
-          <w:numId w:val="1"/>
-        </w:numPr>
-        <w:spacing w:after="60"/>
-      </w:pPr>
-      <w:r>
-        <w:rPr>
-          <w:sz w:val="22"/>
-          <w:szCs w:val="22"/>
-        </w:rPr>
-        <w:t xml:space="preserve">CORE elements (ad) show no critical gaps in the sample.</w:t>
-      </w:r>
-    </w:p>
-    <w:p>
-      <w:pPr>
-        <w:pStyle w:val="ListParagraph"/>
-        <w:numPr>
-          <w:ilvl w:val="0"/>
-          <w:numId w:val="1"/>
-        </w:numPr>
-        <w:spacing w:after="60"/>
-      </w:pPr>
-      <w:r>
-        <w:rPr>
-          <w:sz w:val="22"/>
-          <w:szCs w:val="22"/>
-        </w:rPr>
         <w:t xml:space="preserve">Stop-work events (if any) are logged with outcome.</w:t>
+      </w:r>
+    </w:p>
+    <w:p>
+      <w:pPr>
+        <w:spacing w:after="140"/>
+      </w:pPr>
+      <w:r>
+        <w:rPr>
+          <w:sz w:val="22"/>
+          <w:szCs w:val="22"/>
+        </w:rPr>
+        <w:t xml:space="preserve">Root-cause analysis is required when a gap found in this audit remains open beyond «90 days».</w:t>
       </w:r>
     </w:p>
     <w:p>
@@ -2742,7 +2730,7 @@
           <w:sz w:val="22"/>
           <w:szCs w:val="22"/>
         </w:rPr>
-        <w:t xml:space="preserve">Records showing COP.15.a was followed for sampled patients/cases.</w:t>
+        <w:t xml:space="preserve">Transplant-programme documentation confirming legal-requirement compliance (Transplantation of Human Organs Act).</w:t>
       </w:r>
     </w:p>
     <w:p>
@@ -2759,7 +2747,7 @@
           <w:sz w:val="22"/>
           <w:szCs w:val="22"/>
         </w:rPr>
-        <w:t xml:space="preserve">Written guidance / protocol referenced for this element (where required).</w:t>
+        <w:t xml:space="preserve">Ethics-committee approval record.</w:t>
       </w:r>
     </w:p>
     <w:p>
@@ -2776,7 +2764,7 @@
           <w:sz w:val="22"/>
           <w:szCs w:val="22"/>
         </w:rPr>
-        <w:t xml:space="preserve">Audit sample notes for COP.15.a reviewed «quarterly».</w:t>
+        <w:t xml:space="preserve">Compliance-review record.</w:t>
       </w:r>
     </w:p>
     <w:p>
@@ -2802,7 +2790,7 @@
           <w:sz w:val="22"/>
           <w:szCs w:val="22"/>
         </w:rPr>
-        <w:t xml:space="preserve">Records showing COP.15.b was followed for sampled patients/cases.</w:t>
+        <w:t xml:space="preserve">Adopted transplant clinical-practice-guideline reference.</w:t>
       </w:r>
     </w:p>
     <w:p>
@@ -2819,7 +2807,7 @@
           <w:sz w:val="22"/>
           <w:szCs w:val="22"/>
         </w:rPr>
-        <w:t xml:space="preserve">Written guidance / protocol referenced for this element (where required).</w:t>
+        <w:t xml:space="preserve">Guideline-compliance record for a sampled case.</w:t>
       </w:r>
     </w:p>
     <w:p>
@@ -2836,7 +2824,16 @@
           <w:sz w:val="22"/>
           <w:szCs w:val="22"/>
         </w:rPr>
-        <w:t xml:space="preserve">Audit sample notes for COP.15.b reviewed «quarterly».</w:t>
+        <w:t xml:space="preserve">Staff-training record.</w:t>
+      </w:r>
+    </w:p>
+    <w:p>
+      <w:pPr>
+        <w:pStyle w:val="Heading2"/>
+        <w:spacing w:after="100" w:before="220"/>
+      </w:pPr>
+      <w:r>
+        <w:t xml:space="preserve">COP.15.c — The organisation ensures education and counselling of recipient and donor through trained / qualified counsellors before organ transplantation.</w:t>
       </w:r>
     </w:p>
     <w:p>
@@ -2853,16 +2850,7 @@
           <w:sz w:val="22"/>
           <w:szCs w:val="22"/>
         </w:rPr>
-        <w:t xml:space="preserve">Documented evidence specifically required by the asterisked interpretation.</w:t>
-      </w:r>
-    </w:p>
-    <w:p>
-      <w:pPr>
-        <w:pStyle w:val="Heading2"/>
-        <w:spacing w:after="100" w:before="220"/>
-      </w:pPr>
-      <w:r>
-        <w:t xml:space="preserve">COP.15.c — The organisation ensures education and counselling of recipient and donor through trained / qualified counsellors before organ transplantation.</w:t>
+        <w:t xml:space="preserve">Trained-counsellor education and counselling record for recipient and donor.</w:t>
       </w:r>
     </w:p>
     <w:p>
@@ -2879,7 +2867,7 @@
           <w:sz w:val="22"/>
           <w:szCs w:val="22"/>
         </w:rPr>
-        <w:t xml:space="preserve">Records showing COP.15.c was followed for sampled patients/cases.</w:t>
+        <w:t xml:space="preserve">Counselling-documentation record before transplantation.</w:t>
       </w:r>
     </w:p>
     <w:p>
@@ -2896,7 +2884,16 @@
           <w:sz w:val="22"/>
           <w:szCs w:val="22"/>
         </w:rPr>
-        <w:t xml:space="preserve">Written guidance / protocol referenced for this element (where required).</w:t>
+        <w:t xml:space="preserve">Counsellor-qualification record.</w:t>
+      </w:r>
+    </w:p>
+    <w:p>
+      <w:pPr>
+        <w:pStyle w:val="Heading2"/>
+        <w:spacing w:after="100" w:before="220"/>
+      </w:pPr>
+      <w:r>
+        <w:t xml:space="preserve">COP.15.d — The organisation shall take measures to create awareness regarding organ donation.</w:t>
       </w:r>
     </w:p>
     <w:p>
@@ -2913,16 +2910,7 @@
           <w:sz w:val="22"/>
           <w:szCs w:val="22"/>
         </w:rPr>
-        <w:t xml:space="preserve">Audit sample notes for COP.15.c reviewed «quarterly».</w:t>
-      </w:r>
-    </w:p>
-    <w:p>
-      <w:pPr>
-        <w:pStyle w:val="Heading2"/>
-        <w:spacing w:after="100" w:before="220"/>
-      </w:pPr>
-      <w:r>
-        <w:t xml:space="preserve">COP.15.d — The organisation shall take measures to create awareness regarding organ donation.</w:t>
+        <w:t xml:space="preserve">Organ-donation awareness-activity record.</w:t>
       </w:r>
     </w:p>
     <w:p>
@@ -2939,7 +2927,7 @@
           <w:sz w:val="22"/>
           <w:szCs w:val="22"/>
         </w:rPr>
-        <w:t xml:space="preserve">Records showing COP.15.d was followed for sampled patients/cases.</w:t>
+        <w:t xml:space="preserve">IEC-material record.</w:t>
       </w:r>
     </w:p>
     <w:p>
@@ -2956,24 +2944,7 @@
           <w:sz w:val="22"/>
           <w:szCs w:val="22"/>
         </w:rPr>
-        <w:t xml:space="preserve">Written guidance / protocol referenced for this element (where required).</w:t>
-      </w:r>
-    </w:p>
-    <w:p>
-      <w:pPr>
-        <w:pStyle w:val="ListParagraph"/>
-        <w:numPr>
-          <w:ilvl w:val="0"/>
-          <w:numId w:val="1"/>
-        </w:numPr>
-        <w:spacing w:after="60"/>
-      </w:pPr>
-      <w:r>
-        <w:rPr>
-          <w:sz w:val="22"/>
-          <w:szCs w:val="22"/>
-        </w:rPr>
-        <w:t xml:space="preserve">Audit sample notes for COP.15.d reviewed «quarterly».</w:t>
+        <w:t xml:space="preserve">Awareness-campaign documentation.</w:t>
       </w:r>
     </w:p>
     <w:p>

--- a/policies/build/masters_hco/HCO.COP.15_v2_master.docx
+++ b/policies/build/masters_hco/HCO.COP.15_v2_master.docx
@@ -692,19 +692,19 @@
           <w:sz w:val="22"/>
           <w:szCs w:val="22"/>
         </w:rPr>
-        <w:t xml:space="preserve">It covers objective elements COP.15.a–d (4 elements).</w:t>
-      </w:r>
-    </w:p>
-    <w:p>
-      <w:pPr>
-        <w:spacing w:after="140"/>
-      </w:pPr>
-      <w:r>
-        <w:rPr>
-          <w:sz w:val="22"/>
-          <w:szCs w:val="22"/>
-        </w:rPr>
-        <w:t xml:space="preserve">This policy owns COP.15. Related AAC, PRE, IPC/HIC, HRM and MOM duties stay with those policies — cross-reference only.</w:t>
+        <w:t xml:space="preserve">This policy covers all 4 requirements under this standard, listed in detail below.</w:t>
+      </w:r>
+    </w:p>
+    <w:p>
+      <w:pPr>
+        <w:spacing w:after="140"/>
+      </w:pPr>
+      <w:r>
+        <w:rPr>
+          <w:sz w:val="22"/>
+          <w:szCs w:val="22"/>
+        </w:rPr>
+        <w:t xml:space="preserve">This policy covers organ transplant programme specifically. Related duties — like patient assessment, patient rights, infection control, staffing, or medication management — are covered in the hospital's other policies, not repeated here.</w:t>
       </w:r>
     </w:p>
     <w:p>
@@ -749,19 +749,19 @@
           <w:sz w:val="22"/>
           <w:szCs w:val="22"/>
         </w:rPr>
-        <w:t xml:space="preserve">It covers 4 objective elements (COP.15.a, COP.15.b, COP.15.c, COP.15.d).</w:t>
-      </w:r>
-    </w:p>
-    <w:p>
-      <w:pPr>
-        <w:spacing w:after="140"/>
-      </w:pPr>
-      <w:r>
-        <w:rPr>
-          <w:sz w:val="22"/>
-          <w:szCs w:val="22"/>
-        </w:rPr>
-        <w:t xml:space="preserve">Boundaries: do not overwrite HCO AAC policies. Spell out abbreviations on first use in training materials.</w:t>
+        <w:t xml:space="preserve">This policy covers all 4 requirements under this standard, listed in detail below.</w:t>
+      </w:r>
+    </w:p>
+    <w:p>
+      <w:pPr>
+        <w:spacing w:after="140"/>
+      </w:pPr>
+      <w:r>
+        <w:rPr>
+          <w:sz w:val="22"/>
+          <w:szCs w:val="22"/>
+        </w:rPr>
+        <w:t xml:space="preserve">This policy covers organ transplant programme specifically. Related duties — like patient assessment, patient rights, infection control, staffing, or medication management — are covered in the hospital's other policies, not repeated here. Spell out abbreviations on first use in training materials.</w:t>
       </w:r>
     </w:p>
     <w:p>
